--- a/data/revised_2026-10_full/tracked/v2/Physics/SS1.3_Temperature_and_Thermal_Expansion/Physics_Temperature_and_Thermal_Expansion_FinalExplanation_TRACKED.docx
+++ b/data/revised_2026-10_full/tracked/v2/Physics/SS1.3_Temperature_and_Thermal_Expansion/Physics_Temperature_and_Thermal_Expansion_FinalExplanation_TRACKED.docx
@@ -1354,7 +1354,7 @@
               <w:spacing w:after="40" w:before="0"/>
               <w:jc w:val="left"/>
             </w:pPr>
-            <w:ins w:id="9001" w:author="Claude (AI) - proposed" w:date="2026-10-15T08:04:17Z">
+            <w:ins w:id="9001" w:author="Claude (AI) - proposed" w:date="2026-10-18T00:32:02Z">
               <w:r>
                 <w:rPr>
                   <w:rFonts w:ascii="Arial" w:cs="Arial" w:eastAsia="Arial" w:hAnsi="Arial"/>
@@ -1402,7 +1402,7 @@
               <w:spacing w:after="40" w:before="0"/>
               <w:jc w:val="left"/>
             </w:pPr>
-            <w:ins w:id="9002" w:author="Claude (AI) - proposed" w:date="2026-10-15T08:04:17Z">
+            <w:ins w:id="9002" w:author="Claude (AI) - proposed" w:date="2026-10-18T00:32:02Z">
               <w:r>
                 <w:rPr>
                   <w:rFonts w:ascii="Arial" w:cs="Arial" w:eastAsia="Arial" w:hAnsi="Arial"/>
@@ -1450,7 +1450,7 @@
               <w:spacing w:after="40" w:before="0"/>
               <w:jc w:val="left"/>
             </w:pPr>
-            <w:ins w:id="9003" w:author="Claude (AI) - proposed" w:date="2026-10-15T08:04:17Z">
+            <w:ins w:id="9003" w:author="Claude (AI) - proposed" w:date="2026-10-18T00:32:02Z">
               <w:r>
                 <w:rPr>
                   <w:rFonts w:ascii="Arial" w:cs="Arial" w:eastAsia="Arial" w:hAnsi="Arial"/>
@@ -1533,7 +1533,7 @@
               <w:spacing w:after="40" w:before="0"/>
               <w:jc w:val="left"/>
             </w:pPr>
-            <w:ins w:id="9004" w:author="Claude (AI) - proposed" w:date="2026-10-15T08:04:17Z">
+            <w:ins w:id="9004" w:author="Claude (AI) - proposed" w:date="2026-10-18T00:32:02Z">
               <w:r>
                 <w:rPr>
                   <w:rFonts w:ascii="Arial" w:cs="Arial" w:eastAsia="Arial" w:hAnsi="Arial"/>
@@ -1581,7 +1581,7 @@
               <w:spacing w:after="40" w:before="0"/>
               <w:jc w:val="left"/>
             </w:pPr>
-            <w:ins w:id="9005" w:author="Claude (AI) - proposed" w:date="2026-10-15T08:04:17Z">
+            <w:ins w:id="9005" w:author="Claude (AI) - proposed" w:date="2026-10-18T00:32:02Z">
               <w:r>
                 <w:rPr>
                   <w:rFonts w:ascii="Arial" w:cs="Arial" w:eastAsia="Arial" w:hAnsi="Arial"/>
@@ -1629,7 +1629,7 @@
               <w:spacing w:after="40" w:before="0"/>
               <w:jc w:val="left"/>
             </w:pPr>
-            <w:ins w:id="9006" w:author="Claude (AI) - proposed" w:date="2026-10-15T08:04:17Z">
+            <w:ins w:id="9006" w:author="Claude (AI) - proposed" w:date="2026-10-18T00:32:02Z">
               <w:r>
                 <w:rPr>
                   <w:rFonts w:ascii="Arial" w:cs="Arial" w:eastAsia="Arial" w:hAnsi="Arial"/>
@@ -1712,7 +1712,7 @@
               <w:spacing w:after="40" w:before="0"/>
               <w:jc w:val="left"/>
             </w:pPr>
-            <w:ins w:id="9007" w:author="Claude (AI) - proposed" w:date="2026-10-15T08:04:17Z">
+            <w:ins w:id="9007" w:author="Claude (AI) - proposed" w:date="2026-10-18T00:32:02Z">
               <w:r>
                 <w:rPr>
                   <w:rFonts w:ascii="Arial" w:cs="Arial" w:eastAsia="Arial" w:hAnsi="Arial"/>
@@ -1760,7 +1760,7 @@
               <w:spacing w:after="40" w:before="0"/>
               <w:jc w:val="left"/>
             </w:pPr>
-            <w:ins w:id="9008" w:author="Claude (AI) - proposed" w:date="2026-10-15T08:04:17Z">
+            <w:ins w:id="9008" w:author="Claude (AI) - proposed" w:date="2026-10-18T00:32:02Z">
               <w:r>
                 <w:rPr>
                   <w:rFonts w:ascii="Arial" w:cs="Arial" w:eastAsia="Arial" w:hAnsi="Arial"/>
@@ -1808,7 +1808,7 @@
               <w:spacing w:after="40" w:before="0"/>
               <w:jc w:val="left"/>
             </w:pPr>
-            <w:ins w:id="9009" w:author="Claude (AI) - proposed" w:date="2026-10-15T08:04:17Z">
+            <w:ins w:id="9009" w:author="Claude (AI) - proposed" w:date="2026-10-18T00:32:02Z">
               <w:r>
                 <w:rPr>
                   <w:rFonts w:ascii="Arial" w:cs="Arial" w:eastAsia="Arial" w:hAnsi="Arial"/>
@@ -1891,7 +1891,7 @@
               <w:spacing w:after="40" w:before="0"/>
               <w:jc w:val="left"/>
             </w:pPr>
-            <w:ins w:id="9010" w:author="Claude (AI) - proposed" w:date="2026-10-15T08:04:17Z">
+            <w:ins w:id="9010" w:author="Claude (AI) - proposed" w:date="2026-10-18T00:32:02Z">
               <w:r>
                 <w:rPr>
                   <w:rFonts w:ascii="Arial" w:cs="Arial" w:eastAsia="Arial" w:hAnsi="Arial"/>
@@ -1939,7 +1939,7 @@
               <w:spacing w:after="40" w:before="0"/>
               <w:jc w:val="left"/>
             </w:pPr>
-            <w:ins w:id="9011" w:author="Claude (AI) - proposed" w:date="2026-10-15T08:04:17Z">
+            <w:ins w:id="9011" w:author="Claude (AI) - proposed" w:date="2026-10-18T00:32:02Z">
               <w:r>
                 <w:rPr>
                   <w:rFonts w:ascii="Arial" w:cs="Arial" w:eastAsia="Arial" w:hAnsi="Arial"/>
@@ -1987,7 +1987,7 @@
               <w:spacing w:after="40" w:before="0"/>
               <w:jc w:val="left"/>
             </w:pPr>
-            <w:ins w:id="9012" w:author="Claude (AI) - proposed" w:date="2026-10-15T08:04:17Z">
+            <w:ins w:id="9012" w:author="Claude (AI) - proposed" w:date="2026-10-18T00:32:02Z">
               <w:r>
                 <w:rPr>
                   <w:rFonts w:ascii="Arial" w:cs="Arial" w:eastAsia="Arial" w:hAnsi="Arial"/>
@@ -2070,7 +2070,7 @@
               <w:spacing w:after="40" w:before="0"/>
               <w:jc w:val="left"/>
             </w:pPr>
-            <w:ins w:id="9013" w:author="Claude (AI) - proposed" w:date="2026-10-15T08:04:17Z">
+            <w:ins w:id="9013" w:author="Claude (AI) - proposed" w:date="2026-10-18T00:32:02Z">
               <w:r>
                 <w:rPr>
                   <w:rFonts w:ascii="Arial" w:cs="Arial" w:eastAsia="Arial" w:hAnsi="Arial"/>
@@ -2118,7 +2118,7 @@
               <w:spacing w:after="40" w:before="0"/>
               <w:jc w:val="left"/>
             </w:pPr>
-            <w:ins w:id="9014" w:author="Claude (AI) - proposed" w:date="2026-10-15T08:04:17Z">
+            <w:ins w:id="9014" w:author="Claude (AI) - proposed" w:date="2026-10-18T00:32:02Z">
               <w:r>
                 <w:rPr>
                   <w:rFonts w:ascii="Arial" w:cs="Arial" w:eastAsia="Arial" w:hAnsi="Arial"/>
@@ -2166,7 +2166,7 @@
               <w:spacing w:after="40" w:before="0"/>
               <w:jc w:val="left"/>
             </w:pPr>
-            <w:ins w:id="9015" w:author="Claude (AI) - proposed" w:date="2026-10-15T08:04:17Z">
+            <w:ins w:id="9015" w:author="Claude (AI) - proposed" w:date="2026-10-18T00:32:02Z">
               <w:r>
                 <w:rPr>
                   <w:rFonts w:ascii="Arial" w:cs="Arial" w:eastAsia="Arial" w:hAnsi="Arial"/>
@@ -2316,7 +2316,7 @@
         </w:rPr>
         <w:t xml:space="preserve">© 2026 SeaVuria and ARES. This work is licensed under a </w:t>
       </w:r>
-      <w:hyperlink w:history="1" r:id="rId50hdbotsbz3tkyxkwwecm">
+      <w:hyperlink w:history="1" r:id="rIdsqfzz7ebzt57zovenutxg">
         <w:r>
           <w:rPr>
             <w:rFonts w:ascii="Arial" w:cs="Arial" w:eastAsia="Arial" w:hAnsi="Arial"/>
@@ -2336,7 +2336,7 @@
         </w:rPr>
         <w:t xml:space="preserve"> (</w:t>
       </w:r>
-      <w:hyperlink w:history="1" r:id="rIdtdh6eecxkbtod1c69xne2">
+      <w:hyperlink w:history="1" r:id="rIdxddbbyexbbmylyqdwmsm7">
         <w:r>
           <w:rPr>
             <w:rFonts w:ascii="Arial" w:cs="Arial" w:eastAsia="Arial" w:hAnsi="Arial"/>
@@ -2356,7 +2356,7 @@
         </w:rPr>
         <w:t xml:space="preserve">). To view a copy of this license, visit </w:t>
       </w:r>
-      <w:hyperlink w:history="1" r:id="rId-8w1uotxhiawkukkchzle">
+      <w:hyperlink w:history="1" r:id="rIdydr_0mwzyx8mhebfqrsye">
         <w:r>
           <w:rPr>
             <w:rFonts w:ascii="Arial" w:cs="Arial" w:eastAsia="Arial" w:hAnsi="Arial"/>
